--- a/Docs/Guildle Datatabase Query.docx
+++ b/Docs/Guildle Datatabase Query.docx
@@ -4,57 +4,57 @@
   <w:body>
     <w:p>
       <w:r>
-        <w:t>CREATE TABLE [User] (</w:t>
-      </w:r>
-    </w:p>
-    <w:p>
-      <w:r>
-        <w:t xml:space="preserve">  [UserId]       INT           NOT NULL,</w:t>
-      </w:r>
-    </w:p>
-    <w:p>
-      <w:r>
-        <w:t xml:space="preserve">  [Username]     VARCHAR(100)  NOT NULL,</w:t>
-      </w:r>
-    </w:p>
-    <w:p>
-      <w:r>
-        <w:t xml:space="preserve">  [DisplayName]  VARCHAR(100)  NOT NULL,</w:t>
-      </w:r>
-    </w:p>
-    <w:p>
-      <w:r>
-        <w:t xml:space="preserve">  [PasswordHash] VARCHAR(255)  NOT NULL,</w:t>
-      </w:r>
-    </w:p>
-    <w:p>
-      <w:r>
-        <w:t xml:space="preserve">  [CreatedAt]    DATETIME      NOT NULL,</w:t>
-      </w:r>
-    </w:p>
-    <w:p>
-      <w:r>
-        <w:t xml:space="preserve">  [LastLoginAt]  DATETIME      NULL,</w:t>
-      </w:r>
-    </w:p>
-    <w:p>
-      <w:r>
-        <w:t xml:space="preserve">  [XpTotal]      INT           NOT NULL DEFAULT 0,</w:t>
-      </w:r>
-    </w:p>
-    <w:p>
-      <w:r>
-        <w:t xml:space="preserve">  [Level]        INT           NOT NULL DEFAULT 1,</w:t>
-      </w:r>
-    </w:p>
-    <w:p>
-      <w:r>
-        <w:t xml:space="preserve">  [IsDeleted]    BIT           NOT NULL DEFAULT 0,</w:t>
-      </w:r>
-    </w:p>
-    <w:p>
-      <w:r>
-        <w:t xml:space="preserve">  PRIMARY KEY ([UserId])</w:t>
+        <w:t>CREATE TABLE [User]</w:t>
+      </w:r>
+    </w:p>
+    <w:p>
+      <w:r>
+        <w:t>(</w:t>
+      </w:r>
+    </w:p>
+    <w:p>
+      <w:r>
+        <w:t xml:space="preserve">    Id INT IDENTITY(1,1) PRIMARY KEY,</w:t>
+      </w:r>
+    </w:p>
+    <w:p>
+      <w:r>
+        <w:t xml:space="preserve">    Username VARCHAR(100) NOT NULL,</w:t>
+      </w:r>
+    </w:p>
+    <w:p>
+      <w:r>
+        <w:t xml:space="preserve">    DisplayName VARCHAR(100) NULL,</w:t>
+      </w:r>
+    </w:p>
+    <w:p>
+      <w:r>
+        <w:t xml:space="preserve">    PasswordHash VARCHAR(255) NOT NULL,</w:t>
+      </w:r>
+    </w:p>
+    <w:p>
+      <w:r>
+        <w:t xml:space="preserve">    CreatedAt DATETIME NOT NULL,</w:t>
+      </w:r>
+    </w:p>
+    <w:p>
+      <w:r>
+        <w:t xml:space="preserve">    LastLoginAt DATETIME NULL,</w:t>
+      </w:r>
+    </w:p>
+    <w:p>
+      <w:r>
+        <w:t xml:space="preserve">    XpTotal INT NOT NULL,</w:t>
+      </w:r>
+    </w:p>
+    <w:p>
+      <w:r>
+        <w:t xml:space="preserve">    Level INT NOT NULL,</w:t>
+      </w:r>
+    </w:p>
+    <w:p>
+      <w:r>
+        <w:t xml:space="preserve">    IsDeleted BIT NOT NULL</w:t>
       </w:r>
     </w:p>
     <w:p>
@@ -65,57 +65,48 @@
     <w:p/>
     <w:p>
       <w:r>
-        <w:t>CREATE TABLE [Community] (</w:t>
-      </w:r>
-    </w:p>
-    <w:p>
-      <w:r>
-        <w:t xml:space="preserve">  [CommunityId]     INT          NOT NULL,</w:t>
-      </w:r>
-    </w:p>
-    <w:p>
-      <w:r>
-        <w:t xml:space="preserve">  [CreatedByUserId] INT          NOT NULL,</w:t>
-      </w:r>
-    </w:p>
-    <w:p>
-      <w:r>
-        <w:t xml:space="preserve">  [Slug]            VARCHAR(100) NOT NULL,</w:t>
-      </w:r>
-    </w:p>
-    <w:p>
-      <w:r>
-        <w:t xml:space="preserve">  [Name]            VARCHAR(100) NOT NULL,</w:t>
-      </w:r>
-    </w:p>
-    <w:p>
-      <w:r>
-        <w:t xml:space="preserve">  [IsPrivate]       BIT          NOT NULL DEFAULT 0,</w:t>
-      </w:r>
-    </w:p>
-    <w:p>
-      <w:r>
-        <w:t xml:space="preserve">  [IsArchived]      BIT          NOT NULL DEFAULT 0,</w:t>
-      </w:r>
-    </w:p>
-    <w:p>
-      <w:r>
-        <w:t xml:space="preserve">  PRIMARY KEY ([CommunityId]),</w:t>
-      </w:r>
-    </w:p>
-    <w:p>
-      <w:r>
-        <w:t xml:space="preserve">  CONSTRAINT [FK_Community_CreatedByUserId]</w:t>
-      </w:r>
-    </w:p>
-    <w:p>
-      <w:r>
-        <w:t xml:space="preserve">    FOREIGN KEY ([CreatedByUserId])</w:t>
-      </w:r>
-    </w:p>
-    <w:p>
-      <w:r>
-        <w:t xml:space="preserve">      REFERENCES [User]([UserId])</w:t>
+        <w:t>CREATE TABLE [Session]</w:t>
+      </w:r>
+    </w:p>
+    <w:p>
+      <w:r>
+        <w:t>(</w:t>
+      </w:r>
+    </w:p>
+    <w:p>
+      <w:r>
+        <w:t xml:space="preserve">    Id INT IDENTITY(1,1) PRIMARY KEY,</w:t>
+      </w:r>
+    </w:p>
+    <w:p>
+      <w:r>
+        <w:t xml:space="preserve">    UserId INT NOT NULL,</w:t>
+      </w:r>
+    </w:p>
+    <w:p>
+      <w:r>
+        <w:t xml:space="preserve">    SessionToken VARCHAR(255) NOT NULL,</w:t>
+      </w:r>
+    </w:p>
+    <w:p>
+      <w:r>
+        <w:t xml:space="preserve">    ExpiresAt DATETIME NOT NULL,</w:t>
+      </w:r>
+    </w:p>
+    <w:p>
+      <w:r>
+        <w:t xml:space="preserve">    IsRevoked BIT NOT NULL,</w:t>
+      </w:r>
+    </w:p>
+    <w:p/>
+    <w:p>
+      <w:r>
+        <w:t xml:space="preserve">    CONSTRAINT FK_Session_User</w:t>
+      </w:r>
+    </w:p>
+    <w:p>
+      <w:r>
+        <w:t xml:space="preserve">        FOREIGN KEY (UserId) REFERENCES [User](Id)</w:t>
       </w:r>
     </w:p>
     <w:p>
@@ -124,70 +115,57 @@
       </w:r>
     </w:p>
     <w:p/>
-    <w:p>
-      <w:r>
-        <w:t>CREATE TABLE [CommunityMember] (</w:t>
-      </w:r>
-    </w:p>
-    <w:p>
-      <w:r>
-        <w:t xml:space="preserve">  [UserId]      INT          NOT NULL,</w:t>
+    <w:p/>
+    <w:p>
+      <w:r>
+        <w:t>CREATE TABLE Community</w:t>
+      </w:r>
+    </w:p>
+    <w:p>
+      <w:r>
+        <w:t>(</w:t>
       </w:r>
     </w:p>
     <w:p>
       <w:r>
         <w:lastRenderedPageBreak/>
-        <w:t xml:space="preserve">  [CommunityId] INT          NOT NULL,</w:t>
-      </w:r>
-    </w:p>
-    <w:p>
-      <w:r>
-        <w:t xml:space="preserve">  [Role]        VARCHAR(50)  NOT NULL DEFAULT 'member',</w:t>
-      </w:r>
-    </w:p>
-    <w:p>
-      <w:r>
-        <w:t xml:space="preserve">  [JoinedAt]    DATETIME     NOT NULL,</w:t>
-      </w:r>
-    </w:p>
-    <w:p>
-      <w:r>
-        <w:t xml:space="preserve">  [IsBanned]    BIT          NOT NULL DEFAULT 0,</w:t>
-      </w:r>
-    </w:p>
-    <w:p>
-      <w:r>
-        <w:t xml:space="preserve">  PRIMARY KEY ([UserId], [CommunityId]),</w:t>
-      </w:r>
-    </w:p>
-    <w:p>
-      <w:r>
-        <w:t xml:space="preserve">  CONSTRAINT [FK_CommunityMember_UserId]</w:t>
-      </w:r>
-    </w:p>
-    <w:p>
-      <w:r>
-        <w:t xml:space="preserve">    FOREIGN KEY ([UserId])</w:t>
-      </w:r>
-    </w:p>
-    <w:p>
-      <w:r>
-        <w:t xml:space="preserve">      REFERENCES [User]([UserId]),</w:t>
-      </w:r>
-    </w:p>
-    <w:p>
-      <w:r>
-        <w:t xml:space="preserve">  CONSTRAINT [FK_CommunityMember_CommunityId]</w:t>
-      </w:r>
-    </w:p>
-    <w:p>
-      <w:r>
-        <w:t xml:space="preserve">    FOREIGN KEY ([CommunityId])</w:t>
-      </w:r>
-    </w:p>
-    <w:p>
-      <w:r>
-        <w:t xml:space="preserve">      REFERENCES [Community]([CommunityId])</w:t>
+        <w:t xml:space="preserve">    Id INT IDENTITY(1,1) PRIMARY KEY,</w:t>
+      </w:r>
+    </w:p>
+    <w:p>
+      <w:r>
+        <w:t xml:space="preserve">    CreatedByUserId INT NOT NULL,</w:t>
+      </w:r>
+    </w:p>
+    <w:p>
+      <w:r>
+        <w:t xml:space="preserve">    Slug VARCHAR(100) NOT NULL,</w:t>
+      </w:r>
+    </w:p>
+    <w:p>
+      <w:r>
+        <w:t xml:space="preserve">    Name VARCHAR(100) NOT NULL,</w:t>
+      </w:r>
+    </w:p>
+    <w:p>
+      <w:r>
+        <w:t xml:space="preserve">    IsPrivate BIT NOT NULL,</w:t>
+      </w:r>
+    </w:p>
+    <w:p>
+      <w:r>
+        <w:t xml:space="preserve">    IsArchived BIT NOT NULL,</w:t>
+      </w:r>
+    </w:p>
+    <w:p/>
+    <w:p>
+      <w:r>
+        <w:t xml:space="preserve">    CONSTRAINT FK_Community_User</w:t>
+      </w:r>
+    </w:p>
+    <w:p>
+      <w:r>
+        <w:t xml:space="preserve">        FOREIGN KEY (CreatedByUserId) REFERENCES [User](Id)</w:t>
       </w:r>
     </w:p>
     <w:p>
@@ -196,74 +174,53 @@
       </w:r>
     </w:p>
     <w:p/>
-    <w:p>
-      <w:r>
-        <w:t>CREATE TABLE [Post] (</w:t>
-      </w:r>
-    </w:p>
-    <w:p>
-      <w:r>
-        <w:t xml:space="preserve">  [PostId]       INT           NOT NULL,</w:t>
-      </w:r>
-    </w:p>
-    <w:p>
-      <w:r>
-        <w:t xml:space="preserve">  [AuthorUserId] INT           NOT NULL,</w:t>
-      </w:r>
-    </w:p>
-    <w:p>
-      <w:r>
-        <w:t xml:space="preserve">  [CommunityId]  INT           NOT NULL,</w:t>
-      </w:r>
-    </w:p>
-    <w:p>
-      <w:r>
-        <w:t xml:space="preserve">  [Title]        VARCHAR(300)  NOT NULL,</w:t>
-      </w:r>
-    </w:p>
-    <w:p>
-      <w:r>
-        <w:t xml:space="preserve">  [CreatedAt]    DATETIME      NOT NULL,</w:t>
-      </w:r>
-    </w:p>
-    <w:p>
-      <w:r>
-        <w:t xml:space="preserve">  [IsDeleted]    BIT           NOT NULL DEFAULT 0,</w:t>
-      </w:r>
-    </w:p>
-    <w:p>
-      <w:r>
-        <w:t xml:space="preserve">  PRIMARY KEY ([PostId]),</w:t>
-      </w:r>
-    </w:p>
-    <w:p>
-      <w:r>
-        <w:t xml:space="preserve">  CONSTRAINT [FK_Post_AuthorUserId]</w:t>
-      </w:r>
-    </w:p>
-    <w:p>
-      <w:r>
-        <w:t xml:space="preserve">    FOREIGN KEY ([AuthorUserId])</w:t>
-      </w:r>
-    </w:p>
-    <w:p>
-      <w:r>
-        <w:t xml:space="preserve">      REFERENCES [User]([UserId]),</w:t>
-      </w:r>
-    </w:p>
-    <w:p>
-      <w:r>
-        <w:t xml:space="preserve">  CONSTRAINT [FK_Post_CommunityId]</w:t>
-      </w:r>
-    </w:p>
-    <w:p>
-      <w:r>
-        <w:t xml:space="preserve">    FOREIGN KEY ([CommunityId])</w:t>
-      </w:r>
-    </w:p>
-    <w:p>
-      <w:r>
-        <w:t xml:space="preserve">      REFERENCES [Community]([CommunityId])</w:t>
+    <w:p/>
+    <w:p>
+      <w:r>
+        <w:t>CREATE TABLE CommunityMember</w:t>
+      </w:r>
+    </w:p>
+    <w:p>
+      <w:r>
+        <w:t>(</w:t>
+      </w:r>
+    </w:p>
+    <w:p>
+      <w:r>
+        <w:t xml:space="preserve">    CommunityId INT NOT NULL,</w:t>
+      </w:r>
+    </w:p>
+    <w:p>
+      <w:r>
+        <w:t xml:space="preserve">    UserId INT NOT NULL,</w:t>
+      </w:r>
+    </w:p>
+    <w:p/>
+    <w:p>
+      <w:r>
+        <w:t xml:space="preserve">    CONSTRAINT PK_CommunityMember PRIMARY KEY (CommunityId, UserId),</w:t>
+      </w:r>
+    </w:p>
+    <w:p/>
+    <w:p>
+      <w:r>
+        <w:t xml:space="preserve">    CONSTRAINT FK_CommunityMember_Community</w:t>
+      </w:r>
+    </w:p>
+    <w:p>
+      <w:r>
+        <w:t xml:space="preserve">        FOREIGN KEY (CommunityId) REFERENCES Community(Id),</w:t>
+      </w:r>
+    </w:p>
+    <w:p/>
+    <w:p>
+      <w:r>
+        <w:t xml:space="preserve">    CONSTRAINT FK_CommunityMember_User</w:t>
+      </w:r>
+    </w:p>
+    <w:p>
+      <w:r>
+        <w:t xml:space="preserve">        FOREIGN KEY (UserId) REFERENCES [User](Id)</w:t>
       </w:r>
     </w:p>
     <w:p>
@@ -274,87 +231,70 @@
     <w:p/>
     <w:p>
       <w:r>
-        <w:t>CREATE TABLE [Comment] (</w:t>
-      </w:r>
-    </w:p>
-    <w:p>
-      <w:r>
-        <w:t xml:space="preserve">  [CommentId]       INT      NOT NULL,</w:t>
-      </w:r>
-    </w:p>
-    <w:p>
-      <w:r>
-        <w:t xml:space="preserve">  [PostId]          INT      NOT NULL,</w:t>
-      </w:r>
-    </w:p>
-    <w:p>
-      <w:r>
-        <w:t xml:space="preserve">  [AuthorUserId]    INT      NOT NULL,</w:t>
-      </w:r>
-    </w:p>
-    <w:p>
-      <w:r>
-        <w:t xml:space="preserve">  [ParentCommentId] INT      NULL,</w:t>
-      </w:r>
-    </w:p>
-    <w:p>
-      <w:r>
-        <w:t xml:space="preserve">  [Body]            TEXT     NOT NULL,</w:t>
-      </w:r>
-    </w:p>
-    <w:p>
-      <w:r>
-        <w:t xml:space="preserve">  [IsDeleted]       BIT      NOT NULL DEFAULT 0,</w:t>
-      </w:r>
-    </w:p>
-    <w:p>
-      <w:r>
-        <w:t xml:space="preserve">  PRIMARY KEY ([CommentId]),</w:t>
-      </w:r>
-    </w:p>
-    <w:p>
-      <w:r>
-        <w:t xml:space="preserve">  CONSTRAINT [FK_Comment_PostId]</w:t>
-      </w:r>
-    </w:p>
-    <w:p>
-      <w:r>
-        <w:t xml:space="preserve">    FOREIGN KEY ([PostId])</w:t>
-      </w:r>
-    </w:p>
-    <w:p>
-      <w:r>
-        <w:t xml:space="preserve">      REFERENCES [Post]([PostId]),</w:t>
-      </w:r>
-    </w:p>
-    <w:p>
-      <w:r>
-        <w:t xml:space="preserve">  CONSTRAINT [FK_Comment_AuthorUserId]</w:t>
-      </w:r>
-    </w:p>
-    <w:p>
-      <w:r>
-        <w:t xml:space="preserve">    FOREIGN KEY ([AuthorUserId])</w:t>
-      </w:r>
-    </w:p>
-    <w:p>
-      <w:r>
-        <w:t xml:space="preserve">      REFERENCES [User]([UserId]),</w:t>
-      </w:r>
-    </w:p>
-    <w:p>
-      <w:r>
-        <w:t xml:space="preserve">  CONSTRAINT [FK_Comment_ParentCommentId]</w:t>
-      </w:r>
-    </w:p>
-    <w:p>
-      <w:r>
-        <w:t xml:space="preserve">    FOREIGN KEY ([ParentCommentId])</w:t>
-      </w:r>
-    </w:p>
-    <w:p>
-      <w:r>
-        <w:t xml:space="preserve">      REFERENCES [Comment]([CommentId])</w:t>
+        <w:t>CREATE TABLE Post</w:t>
+      </w:r>
+    </w:p>
+    <w:p>
+      <w:r>
+        <w:t>(</w:t>
+      </w:r>
+    </w:p>
+    <w:p>
+      <w:r>
+        <w:lastRenderedPageBreak/>
+        <w:t xml:space="preserve">    Id INT IDENTITY(1,1) PRIMARY KEY,</w:t>
+      </w:r>
+    </w:p>
+    <w:p>
+      <w:r>
+        <w:t xml:space="preserve">    AuthorUserId INT NOT NULL,</w:t>
+      </w:r>
+    </w:p>
+    <w:p>
+      <w:r>
+        <w:t xml:space="preserve">    CommunityId INT NOT NULL,</w:t>
+      </w:r>
+    </w:p>
+    <w:p>
+      <w:r>
+        <w:t xml:space="preserve">    Title VARCHAR(300) NOT NULL,</w:t>
+      </w:r>
+    </w:p>
+    <w:p>
+      <w:r>
+        <w:t xml:space="preserve">    CreatedAt DATETIME NOT NULL,</w:t>
+      </w:r>
+    </w:p>
+    <w:p>
+      <w:r>
+        <w:t xml:space="preserve">    IsDeleted BIT NOT NULL,</w:t>
+      </w:r>
+    </w:p>
+    <w:p>
+      <w:r>
+        <w:t xml:space="preserve">    Score INT NOT NULL,</w:t>
+      </w:r>
+    </w:p>
+    <w:p/>
+    <w:p>
+      <w:r>
+        <w:t xml:space="preserve">    CONSTRAINT FK_Post_User</w:t>
+      </w:r>
+    </w:p>
+    <w:p>
+      <w:r>
+        <w:t xml:space="preserve">        FOREIGN KEY (AuthorUserId) REFERENCES [User](Id),</w:t>
+      </w:r>
+    </w:p>
+    <w:p/>
+    <w:p>
+      <w:r>
+        <w:t xml:space="preserve">    CONSTRAINT FK_Post_Community</w:t>
+      </w:r>
+    </w:p>
+    <w:p>
+      <w:r>
+        <w:t xml:space="preserve">        FOREIGN KEY (CommunityId) REFERENCES Community(Id)</w:t>
       </w:r>
     </w:p>
     <w:p>
@@ -365,114 +305,135 @@
     <w:p/>
     <w:p>
       <w:r>
-        <w:t>CREATE TABLE [Session] (</w:t>
-      </w:r>
-    </w:p>
-    <w:p>
-      <w:r>
-        <w:t xml:space="preserve">  [SessionId]    INT           NOT NULL,</w:t>
-      </w:r>
-    </w:p>
-    <w:p>
-      <w:r>
-        <w:t xml:space="preserve">  [UserId]       INT           NOT NULL,</w:t>
-      </w:r>
-    </w:p>
-    <w:p>
-      <w:r>
-        <w:t xml:space="preserve">  [SessionToken] VARCHAR(255)  NOT NULL,</w:t>
-      </w:r>
-    </w:p>
-    <w:p>
-      <w:r>
-        <w:t xml:space="preserve">  [ExpiresAt]    DATETIME      NOT NULL,</w:t>
-      </w:r>
-    </w:p>
-    <w:p>
-      <w:r>
-        <w:t xml:space="preserve">  [IsRevoked]    BIT           NOT NULL DEFAULT 0,</w:t>
-      </w:r>
-    </w:p>
-    <w:p>
-      <w:r>
-        <w:t xml:space="preserve">  PRIMARY KEY ([SessionId]),</w:t>
-      </w:r>
-    </w:p>
-    <w:p>
-      <w:r>
-        <w:t xml:space="preserve">  CONSTRAINT [FK_Session_UserId]</w:t>
+        <w:t>CREATE TABLE PostVote</w:t>
+      </w:r>
+    </w:p>
+    <w:p>
+      <w:r>
+        <w:t>(</w:t>
+      </w:r>
+    </w:p>
+    <w:p>
+      <w:r>
+        <w:t xml:space="preserve">    PostId INT NOT NULL,</w:t>
+      </w:r>
+    </w:p>
+    <w:p>
+      <w:r>
+        <w:t xml:space="preserve">    UserId INT NOT NULL,</w:t>
+      </w:r>
+    </w:p>
+    <w:p>
+      <w:r>
+        <w:t xml:space="preserve">    Value TINYINT NOT NULL,</w:t>
+      </w:r>
+    </w:p>
+    <w:p/>
+    <w:p>
+      <w:r>
+        <w:t xml:space="preserve">    CONSTRAINT PK_PostVote PRIMARY KEY (PostId, UserId),</w:t>
+      </w:r>
+    </w:p>
+    <w:p/>
+    <w:p>
+      <w:r>
+        <w:t xml:space="preserve">    CONSTRAINT FK_PostVote_Post</w:t>
+      </w:r>
+    </w:p>
+    <w:p>
+      <w:r>
+        <w:t xml:space="preserve">        FOREIGN KEY (PostId) REFERENCES Post(Id),</w:t>
+      </w:r>
+    </w:p>
+    <w:p/>
+    <w:p>
+      <w:r>
+        <w:t xml:space="preserve">    CONSTRAINT FK_PostVote_User</w:t>
+      </w:r>
+    </w:p>
+    <w:p>
+      <w:r>
+        <w:t xml:space="preserve">        FOREIGN KEY (UserId) REFERENCES [User](Id)</w:t>
       </w:r>
     </w:p>
     <w:p>
       <w:r>
         <w:lastRenderedPageBreak/>
-        <w:t xml:space="preserve">    FOREIGN KEY ([UserId])</w:t>
-      </w:r>
-    </w:p>
-    <w:p>
-      <w:r>
-        <w:t xml:space="preserve">      REFERENCES [User]([UserId])</w:t>
-      </w:r>
-    </w:p>
-    <w:p>
-      <w:r>
         <w:t>);</w:t>
       </w:r>
     </w:p>
     <w:p/>
     <w:p>
       <w:r>
-        <w:t>CREATE TABLE [PostVote] (</w:t>
-      </w:r>
-    </w:p>
-    <w:p>
-      <w:r>
-        <w:t xml:space="preserve">  [PostId] INT      NOT NULL,</w:t>
-      </w:r>
-    </w:p>
-    <w:p>
-      <w:r>
-        <w:t xml:space="preserve">  [UserId] INT      NOT NULL,</w:t>
-      </w:r>
-    </w:p>
-    <w:p>
-      <w:r>
-        <w:t xml:space="preserve">  [Value]  TINYINT  NOT NULL,</w:t>
-      </w:r>
-    </w:p>
-    <w:p>
-      <w:r>
-        <w:t xml:space="preserve">  PRIMARY KEY ([PostId], [UserId]),</w:t>
-      </w:r>
-    </w:p>
-    <w:p>
-      <w:r>
-        <w:t xml:space="preserve">  CONSTRAINT [FK_PostVote_PostId]</w:t>
-      </w:r>
-    </w:p>
-    <w:p>
-      <w:r>
-        <w:t xml:space="preserve">    FOREIGN KEY ([PostId])</w:t>
-      </w:r>
-    </w:p>
-    <w:p>
-      <w:r>
-        <w:t xml:space="preserve">      REFERENCES [Post]([PostId]),</w:t>
-      </w:r>
-    </w:p>
-    <w:p>
-      <w:r>
-        <w:t xml:space="preserve">  CONSTRAINT [FK_PostVote_UserId]</w:t>
-      </w:r>
-    </w:p>
-    <w:p>
-      <w:r>
-        <w:t xml:space="preserve">    FOREIGN KEY ([UserId])</w:t>
-      </w:r>
-    </w:p>
-    <w:p>
-      <w:r>
-        <w:t xml:space="preserve">      REFERENCES [User]([UserId])</w:t>
+        <w:t>CREATE TABLE Comment</w:t>
+      </w:r>
+    </w:p>
+    <w:p>
+      <w:r>
+        <w:t>(</w:t>
+      </w:r>
+    </w:p>
+    <w:p>
+      <w:r>
+        <w:t xml:space="preserve">    Id INT IDENTITY(1,1) PRIMARY KEY,</w:t>
+      </w:r>
+    </w:p>
+    <w:p>
+      <w:r>
+        <w:t xml:space="preserve">    PostId INT NOT NULL,</w:t>
+      </w:r>
+    </w:p>
+    <w:p>
+      <w:r>
+        <w:t xml:space="preserve">    AuthorUserId INT NOT NULL,</w:t>
+      </w:r>
+    </w:p>
+    <w:p>
+      <w:r>
+        <w:t xml:space="preserve">    ParentCommentId INT NULL,</w:t>
+      </w:r>
+    </w:p>
+    <w:p>
+      <w:r>
+        <w:t xml:space="preserve">    Body NVARCHAR(MAX) NOT NULL,</w:t>
+      </w:r>
+    </w:p>
+    <w:p>
+      <w:r>
+        <w:t xml:space="preserve">    IsDeleted BIT NOT NULL,</w:t>
+      </w:r>
+    </w:p>
+    <w:p/>
+    <w:p>
+      <w:r>
+        <w:t xml:space="preserve">    CONSTRAINT FK_Comment_Post</w:t>
+      </w:r>
+    </w:p>
+    <w:p>
+      <w:r>
+        <w:t xml:space="preserve">        FOREIGN KEY (PostId) REFERENCES Post(Id),</w:t>
+      </w:r>
+    </w:p>
+    <w:p/>
+    <w:p>
+      <w:r>
+        <w:t xml:space="preserve">    CONSTRAINT FK_Comment_User</w:t>
+      </w:r>
+    </w:p>
+    <w:p>
+      <w:r>
+        <w:t xml:space="preserve">        FOREIGN KEY (AuthorUserId) REFERENCES [User](Id),</w:t>
+      </w:r>
+    </w:p>
+    <w:p/>
+    <w:p>
+      <w:r>
+        <w:t xml:space="preserve">    CONSTRAINT FK_Comment_Parent</w:t>
+      </w:r>
+    </w:p>
+    <w:p>
+      <w:r>
+        <w:t xml:space="preserve">        FOREIGN KEY (ParentCommentId) REFERENCES Comment(Id)</w:t>
       </w:r>
     </w:p>
     <w:p>
@@ -1093,7 +1054,6 @@
   <w:style w:type="character" w:default="1" w:styleId="DefaultParagraphFont">
     <w:name w:val="Default Paragraph Font"/>
     <w:uiPriority w:val="1"/>
-    <w:semiHidden/>
     <w:unhideWhenUsed/>
   </w:style>
   <w:style w:type="table" w:default="1" w:styleId="TableNormal">
